--- a/docs/AUDIO_SFX_COMMISSIONING_AUDIT.docx
+++ b/docs/AUDIO_SFX_COMMISSIONING_AUDIT.docx
@@ -14368,6 +14368,276 @@
                 <w:szCs w:val="18"/>
               </w:rPr>
               <w:t xml:space="preserve">cinematic-camera.js:244 — per-preset sound</w:t>
+            </w:r>
+          </w:p>
+        </w:tc>
+      </w:tr>
+      <w:tr>
+        <w:tc>
+          <w:tcPr>
+            <w:tcW w:type="dxa" w:w="2400"/>
+          </w:tcPr>
+          <w:p>
+            <w:r>
+              <w:rPr>
+                <w:sz w:val="18"/>
+              </w:rPr>
+              <w:t>Hose reel button hover</w:t>
+            </w:r>
+          </w:p>
+        </w:tc>
+        <w:tc>
+          <w:tcPr>
+            <w:tcW w:type="dxa" w:w="2000"/>
+          </w:tcPr>
+          <w:p>
+            <w:r>
+              <w:rPr>
+                <w:sz w:val="18"/>
+              </w:rPr>
+              <w:t>reel-button-hover</w:t>
+            </w:r>
+          </w:p>
+        </w:tc>
+        <w:tc>
+          <w:tcPr>
+            <w:tcW w:type="dxa" w:w="1200"/>
+          </w:tcPr>
+          <w:p>
+            <w:r>
+              <w:rPr>
+                <w:sz w:val="18"/>
+              </w:rPr>
+              <w:t>NEEDED</w:t>
+            </w:r>
+          </w:p>
+        </w:tc>
+        <w:tc>
+          <w:tcPr>
+            <w:tcW w:type="dxa" w:w="3760"/>
+          </w:tcPr>
+          <w:p>
+            <w:r>
+              <w:rPr>
+                <w:sz w:val="18"/>
+              </w:rPr>
+              <w:t>Short zipline whir / cable tension "zing" on hover of REEL button. 80–150ms, vol 0.2. Taut cable ready to release.</w:t>
+            </w:r>
+          </w:p>
+        </w:tc>
+      </w:tr>
+      <w:tr>
+        <w:tc>
+          <w:tcPr>
+            <w:tcW w:type="dxa" w:w="2400"/>
+          </w:tcPr>
+          <w:p>
+            <w:r>
+              <w:rPr>
+                <w:sz w:val="18"/>
+              </w:rPr>
+              <w:t>Hose reel start</w:t>
+            </w:r>
+          </w:p>
+        </w:tc>
+        <w:tc>
+          <w:tcPr>
+            <w:tcW w:type="dxa" w:w="2000"/>
+          </w:tcPr>
+          <w:p>
+            <w:r>
+              <w:rPr>
+                <w:sz w:val="18"/>
+              </w:rPr>
+              <w:t>hose-reel-start</w:t>
+            </w:r>
+          </w:p>
+        </w:tc>
+        <w:tc>
+          <w:tcPr>
+            <w:tcW w:type="dxa" w:w="1200"/>
+          </w:tcPr>
+          <w:p>
+            <w:r>
+              <w:rPr>
+                <w:sz w:val="18"/>
+              </w:rPr>
+              <w:t>NEEDED</w:t>
+            </w:r>
+          </w:p>
+        </w:tc>
+        <w:tc>
+          <w:tcPr>
+            <w:tcW w:type="dxa" w:w="3760"/>
+          </w:tcPr>
+          <w:p>
+            <w:r>
+              <w:rPr>
+                <w:sz w:val="18"/>
+              </w:rPr>
+              <w:t>Mechanical ratchet clunk + water sloshing onset. 400–600ms, vol 0.35–0.45. "Winding mechanism engaged."</w:t>
+            </w:r>
+          </w:p>
+        </w:tc>
+      </w:tr>
+      <w:tr>
+        <w:tc>
+          <w:tcPr>
+            <w:tcW w:type="dxa" w:w="2400"/>
+          </w:tcPr>
+          <w:p>
+            <w:r>
+              <w:rPr>
+                <w:sz w:val="18"/>
+              </w:rPr>
+              <w:t>Hose reel loop (persistent)</w:t>
+            </w:r>
+          </w:p>
+        </w:tc>
+        <w:tc>
+          <w:tcPr>
+            <w:tcW w:type="dxa" w:w="2000"/>
+          </w:tcPr>
+          <w:p>
+            <w:r>
+              <w:rPr>
+                <w:sz w:val="18"/>
+              </w:rPr>
+              <w:t>hose-zipline-loop</w:t>
+            </w:r>
+          </w:p>
+        </w:tc>
+        <w:tc>
+          <w:tcPr>
+            <w:tcW w:type="dxa" w:w="1200"/>
+          </w:tcPr>
+          <w:p>
+            <w:r>
+              <w:rPr>
+                <w:sz w:val="18"/>
+              </w:rPr>
+              <w:t>NEEDED</w:t>
+            </w:r>
+          </w:p>
+        </w:tc>
+        <w:tc>
+          <w:tcPr>
+            <w:tcW w:type="dxa" w:w="3760"/>
+          </w:tcPr>
+          <w:p>
+            <w:r>
+              <w:rPr>
+                <w:sz w:val="18"/>
+              </w:rPr>
+              <w:t>Looping zipline cable whir while reel is active. High-tension wire hum + fast spool whine, 2–4s seamless loop, vol 0.25–0.35. THE reel sound — plays continuously from start() to arrive()/abort().</w:t>
+            </w:r>
+          </w:p>
+        </w:tc>
+      </w:tr>
+      <w:tr>
+        <w:tc>
+          <w:tcPr>
+            <w:tcW w:type="dxa" w:w="2400"/>
+          </w:tcPr>
+          <w:p>
+            <w:r>
+              <w:rPr>
+                <w:sz w:val="18"/>
+              </w:rPr>
+              <w:t>Hose reel step tick</w:t>
+            </w:r>
+          </w:p>
+        </w:tc>
+        <w:tc>
+          <w:tcPr>
+            <w:tcW w:type="dxa" w:w="2000"/>
+          </w:tcPr>
+          <w:p>
+            <w:r>
+              <w:rPr>
+                <w:sz w:val="18"/>
+              </w:rPr>
+              <w:t>hose-reel-step</w:t>
+            </w:r>
+          </w:p>
+        </w:tc>
+        <w:tc>
+          <w:tcPr>
+            <w:tcW w:type="dxa" w:w="1200"/>
+          </w:tcPr>
+          <w:p>
+            <w:r>
+              <w:rPr>
+                <w:sz w:val="18"/>
+              </w:rPr>
+              <w:t>NEEDED</w:t>
+            </w:r>
+          </w:p>
+        </w:tc>
+        <w:tc>
+          <w:tcPr>
+            <w:tcW w:type="dxa" w:w="3760"/>
+          </w:tcPr>
+          <w:p>
+            <w:r>
+              <w:rPr>
+                <w:sz w:val="18"/>
+              </w:rPr>
+              <w:t>Wet rubber sliding on floor per tile retracted. 100–180ms, vol 0.15–0.25. Plays at 2× walk speed — keep short. Optional: 30% chance water drip overlay (50–80ms).</w:t>
+            </w:r>
+          </w:p>
+        </w:tc>
+      </w:tr>
+      <w:tr>
+        <w:tc>
+          <w:tcPr>
+            <w:tcW w:type="dxa" w:w="2400"/>
+          </w:tcPr>
+          <w:p>
+            <w:r>
+              <w:rPr>
+                <w:sz w:val="18"/>
+              </w:rPr>
+              <w:t>Hose reel complete</w:t>
+            </w:r>
+          </w:p>
+        </w:tc>
+        <w:tc>
+          <w:tcPr>
+            <w:tcW w:type="dxa" w:w="2000"/>
+          </w:tcPr>
+          <w:p>
+            <w:r>
+              <w:rPr>
+                <w:sz w:val="18"/>
+              </w:rPr>
+              <w:t>hose-reel-done</w:t>
+            </w:r>
+          </w:p>
+        </w:tc>
+        <w:tc>
+          <w:tcPr>
+            <w:tcW w:type="dxa" w:w="1200"/>
+          </w:tcPr>
+          <w:p>
+            <w:r>
+              <w:rPr>
+                <w:sz w:val="18"/>
+              </w:rPr>
+              <w:t>NEEDED</w:t>
+            </w:r>
+          </w:p>
+        </w:tc>
+        <w:tc>
+          <w:tcPr>
+            <w:tcW w:type="dxa" w:w="3760"/>
+          </w:tcPr>
+          <w:p>
+            <w:r>
+              <w:rPr>
+                <w:sz w:val="18"/>
+              </w:rPr>
+              <w:t>Satisfying mechanical latch + water cutoff silence. 300–500ms, vol 0.35–0.45. Sudden silence after loop stop IS part of design — let it breathe.</w:t>
             </w:r>
           </w:p>
         </w:tc>
